--- a/rapports/2026-06-06/EQ33/EQ33_enq2_v2/DR_malforme_1_43201E_11/11-71-26-26.docx
+++ b/rapports/2026-06-06/EQ33/EQ33_enq2_v2/DR_malforme_1_43201E_11/11-71-26-26.docx
@@ -297,7 +297,7 @@
           <w:color w:val="1F6FEB"/>
           <w:sz w:val="22"/>
         </w:rPr>
-        <w:t>⚠ INCOHÉRENCES À CORRIGER (25)</w:t>
+        <w:t>⚠ INCOHÉRENCES À CORRIGER (22)</w:t>
       </w:r>
     </w:p>
     <w:tbl>
@@ -755,7 +755,7 @@
                 <w:i w:val="0"/>
                 <w:sz w:val="17"/>
               </w:rPr>
-              <w:t>Incohérence!!! seulement les écoles privées paient les frais de scolarité (y compris les frais d'inscription).</w:t>
+              <w:t>Incohérent!! Le niveau d'instruction déclaré par l'un des enfants () au niveau de la section 1 de MARIAMA CAMARA diffère de celui donné par MARIAMA CAMARA lui-même qui affirme ne pas avoir frequenté l'école formelle.</w:t>
             </w:r>
           </w:p>
         </w:tc>
@@ -846,96 +846,6 @@
                 <w:sz w:val="17"/>
               </w:rPr>
               <w:t>Peu probable!!! Vu l'âge (13 ans) de Diarra Mane ou l'année à laquelle Diarra Mane a fréquenté l'école pour la dernière fois (.) le dernier diplome de Diarra Mane ne peut être le Certificat d'études primaires (CEP), prière de corriger cette incohérence ou confirmer avec le QG.</w:t>
-            </w:r>
-          </w:p>
-        </w:tc>
-      </w:tr>
-      <w:tr>
-        <w:tc>
-          <w:tcPr>
-            <w:tcW w:type="dxa" w:w="964"/>
-          </w:tcPr>
-          <w:p>
-            <w:r>
-              <w:rPr>
-                <w:b/>
-                <w:i w:val="0"/>
-                <w:color w:val="DC2626"/>
-                <w:sz w:val="16"/>
-              </w:rPr>
-              <w:t>Haute</w:t>
-            </w:r>
-          </w:p>
-        </w:tc>
-        <w:tc>
-          <w:tcPr>
-            <w:tcW w:type="dxa" w:w="1247"/>
-          </w:tcPr>
-          <w:p>
-            <w:r>
-              <w:rPr>
-                <w:b/>
-                <w:i w:val="0"/>
-                <w:sz w:val="16"/>
-              </w:rPr>
-              <w:t>S02</w:t>
-              <w:br/>
-            </w:r>
-            <w:r>
-              <w:rPr>
-                <w:b w:val="0"/>
-                <w:i w:val="0"/>
-                <w:color w:val="64748B"/>
-                <w:sz w:val="14"/>
-              </w:rPr>
-              <w:t>Éducation</w:t>
-            </w:r>
-          </w:p>
-        </w:tc>
-        <w:tc>
-          <w:tcPr>
-            <w:tcW w:type="dxa" w:w="1531"/>
-          </w:tcPr>
-          <w:p>
-            <w:r>
-              <w:rPr>
-                <w:b/>
-                <w:i w:val="0"/>
-                <w:color w:val="16A34A"/>
-                <w:sz w:val="16"/>
-              </w:rPr>
-              <w:t>—</w:t>
-            </w:r>
-          </w:p>
-        </w:tc>
-        <w:tc>
-          <w:tcPr>
-            <w:tcW w:type="dxa" w:w="1191"/>
-          </w:tcPr>
-          <w:p>
-            <w:r>
-              <w:rPr>
-                <w:b w:val="0"/>
-                <w:i w:val="0"/>
-                <w:color w:val="64748B"/>
-                <w:sz w:val="16"/>
-              </w:rPr>
-              <w:t>GT-CQ</w:t>
-            </w:r>
-          </w:p>
-        </w:tc>
-        <w:tc>
-          <w:tcPr>
-            <w:tcW w:type="dxa" w:w="4706"/>
-          </w:tcPr>
-          <w:p>
-            <w:r>
-              <w:rPr>
-                <w:b w:val="0"/>
-                <w:i w:val="0"/>
-                <w:sz w:val="17"/>
-              </w:rPr>
-              <w:t>Incohérent!! Le niveau d'instruction déclaré par l'un des enfants () au niveau de la section 1 de MARIAMA CAMARA diffère de celui donné par MARIAMA CAMARA lui-même qui affirme ne pas avoir frequenté l'école formelle.</w:t>
             </w:r>
           </w:p>
         </w:tc>
@@ -1656,186 +1566,6 @@
                 <w:sz w:val="17"/>
               </w:rPr>
               <w:t>Prière de verifier l'information donnée par DIARRA CAMARA ou corriger au niveau de la section 1.</w:t>
-            </w:r>
-          </w:p>
-        </w:tc>
-      </w:tr>
-      <w:tr>
-        <w:tc>
-          <w:tcPr>
-            <w:tcW w:type="dxa" w:w="964"/>
-          </w:tcPr>
-          <w:p>
-            <w:r>
-              <w:rPr>
-                <w:b/>
-                <w:i w:val="0"/>
-                <w:color w:val="EA580C"/>
-                <w:sz w:val="16"/>
-              </w:rPr>
-              <w:t>Moyenne</w:t>
-            </w:r>
-          </w:p>
-        </w:tc>
-        <w:tc>
-          <w:tcPr>
-            <w:tcW w:type="dxa" w:w="1247"/>
-          </w:tcPr>
-          <w:p>
-            <w:r>
-              <w:rPr>
-                <w:b/>
-                <w:i w:val="0"/>
-                <w:sz w:val="16"/>
-              </w:rPr>
-              <w:t>S02</w:t>
-              <w:br/>
-            </w:r>
-            <w:r>
-              <w:rPr>
-                <w:b w:val="0"/>
-                <w:i w:val="0"/>
-                <w:color w:val="64748B"/>
-                <w:sz w:val="14"/>
-              </w:rPr>
-              <w:t>Éducation</w:t>
-            </w:r>
-          </w:p>
-        </w:tc>
-        <w:tc>
-          <w:tcPr>
-            <w:tcW w:type="dxa" w:w="1531"/>
-          </w:tcPr>
-          <w:p>
-            <w:r>
-              <w:rPr>
-                <w:b/>
-                <w:i w:val="0"/>
-                <w:color w:val="16A34A"/>
-                <w:sz w:val="16"/>
-              </w:rPr>
-              <w:t>—</w:t>
-            </w:r>
-          </w:p>
-        </w:tc>
-        <w:tc>
-          <w:tcPr>
-            <w:tcW w:type="dxa" w:w="1191"/>
-          </w:tcPr>
-          <w:p>
-            <w:r>
-              <w:rPr>
-                <w:b w:val="0"/>
-                <w:i w:val="0"/>
-                <w:color w:val="64748B"/>
-                <w:sz w:val="16"/>
-              </w:rPr>
-              <w:t>GT-CQ</w:t>
-            </w:r>
-          </w:p>
-        </w:tc>
-        <w:tc>
-          <w:tcPr>
-            <w:tcW w:type="dxa" w:w="4706"/>
-          </w:tcPr>
-          <w:p>
-            <w:r>
-              <w:rPr>
-                <w:b w:val="0"/>
-                <w:i w:val="0"/>
-                <w:sz w:val="17"/>
-              </w:rPr>
-              <w:t>veuillez, s'il vous plait, confirmer les frais de scolarité ( 500 FCFA) payée de Doulcie Mane avec le QG ou apporter les corrections nécessaires.</w:t>
-            </w:r>
-          </w:p>
-        </w:tc>
-      </w:tr>
-      <w:tr>
-        <w:tc>
-          <w:tcPr>
-            <w:tcW w:type="dxa" w:w="964"/>
-          </w:tcPr>
-          <w:p>
-            <w:r>
-              <w:rPr>
-                <w:b/>
-                <w:i w:val="0"/>
-                <w:color w:val="EA580C"/>
-                <w:sz w:val="16"/>
-              </w:rPr>
-              <w:t>Moyenne</w:t>
-            </w:r>
-          </w:p>
-        </w:tc>
-        <w:tc>
-          <w:tcPr>
-            <w:tcW w:type="dxa" w:w="1247"/>
-          </w:tcPr>
-          <w:p>
-            <w:r>
-              <w:rPr>
-                <w:b/>
-                <w:i w:val="0"/>
-                <w:sz w:val="16"/>
-              </w:rPr>
-              <w:t>S02</w:t>
-              <w:br/>
-            </w:r>
-            <w:r>
-              <w:rPr>
-                <w:b w:val="0"/>
-                <w:i w:val="0"/>
-                <w:color w:val="64748B"/>
-                <w:sz w:val="14"/>
-              </w:rPr>
-              <w:t>Éducation</w:t>
-            </w:r>
-          </w:p>
-        </w:tc>
-        <w:tc>
-          <w:tcPr>
-            <w:tcW w:type="dxa" w:w="1531"/>
-          </w:tcPr>
-          <w:p>
-            <w:r>
-              <w:rPr>
-                <w:b/>
-                <w:i w:val="0"/>
-                <w:color w:val="16A34A"/>
-                <w:sz w:val="16"/>
-              </w:rPr>
-              <w:t>—</w:t>
-            </w:r>
-          </w:p>
-        </w:tc>
-        <w:tc>
-          <w:tcPr>
-            <w:tcW w:type="dxa" w:w="1191"/>
-          </w:tcPr>
-          <w:p>
-            <w:r>
-              <w:rPr>
-                <w:b w:val="0"/>
-                <w:i w:val="0"/>
-                <w:color w:val="64748B"/>
-                <w:sz w:val="16"/>
-              </w:rPr>
-              <w:t>GT-CQ</w:t>
-            </w:r>
-          </w:p>
-        </w:tc>
-        <w:tc>
-          <w:tcPr>
-            <w:tcW w:type="dxa" w:w="4706"/>
-          </w:tcPr>
-          <w:p>
-            <w:r>
-              <w:rPr>
-                <w:b w:val="0"/>
-                <w:i w:val="0"/>
-                <w:sz w:val="17"/>
-              </w:rPr>
-              <w:t>veuillez, s'il vous plait, confirmer les frais de scolarité ( 5000 FCFA) payée de Diarra Mane avec le QG ou apporter les corrections nécessaires.</w:t>
             </w:r>
           </w:p>
         </w:tc>
